--- a/Fast_interconnects.docx
+++ b/Fast_interconnects.docx
@@ -101,15 +101,7 @@
             <w:sz w:val="28"/>
             <w:szCs w:val="28"/>
           </w:rPr>
-          <m:t>γ</m:t>
-        </m:r>
-        <m:r>
-          <w:rPr>
-            <w:rFonts w:ascii="Cambria Math" w:hAnsi="Cambria Math"/>
-            <w:sz w:val="28"/>
-            <w:szCs w:val="28"/>
-          </w:rPr>
-          <m:t xml:space="preserve"> </m:t>
+          <m:t xml:space="preserve">γ </m:t>
         </m:r>
       </m:oMath>
       <w:r>
@@ -408,150 +400,6 @@
       <w:pPr>
         <w:pStyle w:val="NoSpacing"/>
         <w:rPr>
-          <w:b/>
-          <w:bCs/>
-          <w:sz w:val="28"/>
-          <w:szCs w:val="28"/>
-          <w:u w:val="single"/>
-          <w:lang w:val="en-US"/>
-        </w:rPr>
-      </w:pPr>
-      <w:r>
-        <w:rPr>
-          <w:b/>
-          <w:bCs/>
-          <w:sz w:val="28"/>
-          <w:szCs w:val="28"/>
-          <w:u w:val="single"/>
-          <w:lang w:val="en-US"/>
-        </w:rPr>
-        <w:t>B)Bandwidth based Fast-interconnect Model:</w:t>
-      </w:r>
-    </w:p>
-    <w:p>
-      <w:pPr>
-        <w:pStyle w:val="NoSpacing"/>
-        <w:rPr>
-          <w:b/>
-          <w:bCs/>
-          <w:sz w:val="28"/>
-          <w:szCs w:val="28"/>
-          <w:lang w:val="en-US"/>
-        </w:rPr>
-      </w:pPr>
-      <w:r>
-        <w:rPr>
-          <w:b/>
-          <w:bCs/>
-          <w:sz w:val="28"/>
-          <w:szCs w:val="28"/>
-          <w:lang w:val="en-US"/>
-        </w:rPr>
-        <w:t>Proposed Idea:</w:t>
-      </w:r>
-    </w:p>
-    <w:p>
-      <w:pPr>
-        <w:pStyle w:val="NoSpacing"/>
-        <w:rPr>
-          <w:sz w:val="28"/>
-          <w:szCs w:val="28"/>
-          <w:lang w:val="en-US"/>
-        </w:rPr>
-      </w:pPr>
-      <w:r>
-        <w:rPr>
-          <w:sz w:val="28"/>
-          <w:szCs w:val="28"/>
-          <w:lang w:val="en-US"/>
-        </w:rPr>
-        <w:t>Instead of decreasing the Te, we will go for Multiple EPR pair generation at a time.</w:t>
-      </w:r>
-    </w:p>
-    <w:p>
-      <w:pPr>
-        <w:pStyle w:val="NoSpacing"/>
-        <w:rPr>
-          <w:sz w:val="10"/>
-          <w:szCs w:val="10"/>
-          <w:lang w:val="en-US"/>
-        </w:rPr>
-      </w:pPr>
-    </w:p>
-    <w:p>
-      <w:pPr>
-        <w:pStyle w:val="NoSpacing"/>
-        <w:rPr>
-          <w:b/>
-          <w:bCs/>
-          <w:sz w:val="28"/>
-          <w:szCs w:val="28"/>
-          <w:u w:val="single"/>
-          <w:lang w:val="en-US"/>
-        </w:rPr>
-      </w:pPr>
-      <w:r>
-        <w:rPr>
-          <w:b/>
-          <w:bCs/>
-          <w:sz w:val="28"/>
-          <w:szCs w:val="28"/>
-          <w:u w:val="single"/>
-          <w:lang w:val="en-US"/>
-        </w:rPr>
-        <w:t>Difference:</w:t>
-      </w:r>
-    </w:p>
-    <w:p>
-      <w:pPr>
-        <w:pStyle w:val="NoSpacing"/>
-        <w:rPr>
-          <w:sz w:val="28"/>
-          <w:szCs w:val="28"/>
-          <w:lang w:val="en-US"/>
-        </w:rPr>
-      </w:pPr>
-      <w:r>
-        <w:rPr>
-          <w:sz w:val="28"/>
-          <w:szCs w:val="28"/>
-          <w:lang w:val="en-US"/>
-        </w:rPr>
-        <w:t>In Model A, we are generating one EPR pair at a time but the speed of generation differs. So, EPR pairs are generated and distributed fast and exhibits the nature of fast interconnects.</w:t>
-      </w:r>
-    </w:p>
-    <w:p>
-      <w:pPr>
-        <w:pStyle w:val="NoSpacing"/>
-        <w:rPr>
-          <w:sz w:val="10"/>
-          <w:szCs w:val="10"/>
-          <w:lang w:val="en-US"/>
-        </w:rPr>
-      </w:pPr>
-    </w:p>
-    <w:p>
-      <w:pPr>
-        <w:pStyle w:val="NoSpacing"/>
-        <w:rPr>
-          <w:sz w:val="28"/>
-          <w:szCs w:val="28"/>
-          <w:lang w:val="en-US"/>
-        </w:rPr>
-      </w:pPr>
-      <w:r>
-        <w:rPr>
-          <w:sz w:val="28"/>
-          <w:szCs w:val="28"/>
-          <w:lang w:val="en-US"/>
-        </w:rPr>
-        <w:t>In Model B, we are not decreasing the Te but we are generating Multiple EPR pairs at a time. So, Many EPR pairs are available and computation wil be fast which exhibits the nature of fast interconnects</w:t>
-      </w:r>
-    </w:p>
-    <w:p>
-      <w:pPr>
-        <w:pStyle w:val="NoSpacing"/>
-        <w:rPr>
           <w:sz w:val="28"/>
           <w:szCs w:val="28"/>
           <w:lang w:val="en-US"/>
@@ -576,23 +424,31 @@
           <w:lang w:val="en-US"/>
         </w:rPr>
       </w:pPr>
+    </w:p>
+    <w:p>
+      <w:pPr>
+        <w:pStyle w:val="NoSpacing"/>
+        <w:rPr>
+          <w:lang w:val="en-US"/>
+        </w:rPr>
+      </w:pPr>
       <w:r>
         <w:rPr>
           <w:noProof/>
         </w:rPr>
         <w:drawing>
-          <wp:anchor distT="0" distB="0" distL="114300" distR="114300" simplePos="0" relativeHeight="251658240" behindDoc="0" locked="0" layoutInCell="1" allowOverlap="1" wp14:anchorId="308AD287" wp14:editId="3BD68C3B">
+          <wp:anchor distT="0" distB="0" distL="114300" distR="114300" simplePos="0" relativeHeight="251666432" behindDoc="0" locked="0" layoutInCell="1" allowOverlap="1" wp14:anchorId="2DE4C596" wp14:editId="6C2D5C3B">
             <wp:simplePos x="0" y="0"/>
             <wp:positionH relativeFrom="column">
-              <wp:posOffset>60960</wp:posOffset>
+              <wp:posOffset>0</wp:posOffset>
             </wp:positionH>
             <wp:positionV relativeFrom="paragraph">
-              <wp:posOffset>34290</wp:posOffset>
+              <wp:posOffset>3175</wp:posOffset>
             </wp:positionV>
-            <wp:extent cx="5731510" cy="3927475"/>
-            <wp:effectExtent l="0" t="0" r="2540" b="0"/>
+            <wp:extent cx="4791616" cy="2971800"/>
+            <wp:effectExtent l="0" t="0" r="9525" b="0"/>
             <wp:wrapNone/>
-            <wp:docPr id="1205106842" name="Picture 1"/>
+            <wp:docPr id="1845534220" name="Picture 1"/>
             <wp:cNvGraphicFramePr>
               <a:graphicFrameLocks xmlns:a="http://schemas.openxmlformats.org/drawingml/2006/main" noChangeAspect="1"/>
             </wp:cNvGraphicFramePr>
@@ -621,7 +477,7 @@
                   <pic:spPr bwMode="auto">
                     <a:xfrm>
                       <a:off x="0" y="0"/>
-                      <a:ext cx="5731510" cy="3927475"/>
+                      <a:ext cx="4791616" cy="2971800"/>
                     </a:xfrm>
                     <a:prstGeom prst="rect">
                       <a:avLst/>
@@ -781,32 +637,23 @@
           <w:lang w:val="en-US"/>
         </w:rPr>
       </w:pPr>
-    </w:p>
-    <w:p>
-      <w:pPr>
-        <w:pStyle w:val="NoSpacing"/>
-        <w:rPr>
-          <w:lang w:val="en-US"/>
-        </w:rPr>
-      </w:pPr>
-    </w:p>
-    <w:p>
-      <w:pPr>
-        <w:pStyle w:val="NoSpacing"/>
-        <w:rPr>
-          <w:lang w:val="en-US"/>
-        </w:rPr>
-      </w:pPr>
       <w:r>
         <w:rPr>
           <w:noProof/>
         </w:rPr>
-        <w:lastRenderedPageBreak/>
         <w:drawing>
-          <wp:inline distT="0" distB="0" distL="0" distR="0" wp14:anchorId="78F9BD31" wp14:editId="004884A6">
-            <wp:extent cx="5731510" cy="3825240"/>
-            <wp:effectExtent l="0" t="0" r="2540" b="3810"/>
-            <wp:docPr id="550818151" name="Picture 2"/>
+          <wp:anchor distT="0" distB="0" distL="114300" distR="114300" simplePos="0" relativeHeight="251665408" behindDoc="0" locked="0" layoutInCell="1" allowOverlap="1" wp14:anchorId="777B4564" wp14:editId="71CDF9BA">
+            <wp:simplePos x="0" y="0"/>
+            <wp:positionH relativeFrom="column">
+              <wp:posOffset>7620</wp:posOffset>
+            </wp:positionH>
+            <wp:positionV relativeFrom="paragraph">
+              <wp:posOffset>60325</wp:posOffset>
+            </wp:positionV>
+            <wp:extent cx="4945380" cy="3067166"/>
+            <wp:effectExtent l="0" t="0" r="7620" b="0"/>
+            <wp:wrapNone/>
+            <wp:docPr id="2110967178" name="Picture 2"/>
             <wp:cNvGraphicFramePr>
               <a:graphicFrameLocks xmlns:a="http://schemas.openxmlformats.org/drawingml/2006/main" noChangeAspect="1"/>
             </wp:cNvGraphicFramePr>
@@ -835,7 +682,7 @@
                   <pic:spPr bwMode="auto">
                     <a:xfrm>
                       <a:off x="0" y="0"/>
-                      <a:ext cx="5731510" cy="3825240"/>
+                      <a:ext cx="4945380" cy="3067166"/>
                     </a:xfrm>
                     <a:prstGeom prst="rect">
                       <a:avLst/>
@@ -848,7 +695,7 @@
                 </pic:pic>
               </a:graphicData>
             </a:graphic>
-          </wp:inline>
+          </wp:anchor>
         </w:drawing>
       </w:r>
     </w:p>
@@ -856,6 +703,126 @@
       <w:pPr>
         <w:pStyle w:val="NoSpacing"/>
         <w:rPr>
+          <w:lang w:val="en-US"/>
+        </w:rPr>
+      </w:pPr>
+    </w:p>
+    <w:p>
+      <w:pPr>
+        <w:pStyle w:val="NoSpacing"/>
+        <w:rPr>
+          <w:lang w:val="en-US"/>
+        </w:rPr>
+      </w:pPr>
+    </w:p>
+    <w:p>
+      <w:pPr>
+        <w:pStyle w:val="NoSpacing"/>
+        <w:rPr>
+          <w:lang w:val="en-US"/>
+        </w:rPr>
+      </w:pPr>
+    </w:p>
+    <w:p>
+      <w:pPr>
+        <w:pStyle w:val="NoSpacing"/>
+        <w:rPr>
+          <w:lang w:val="en-US"/>
+        </w:rPr>
+      </w:pPr>
+    </w:p>
+    <w:p>
+      <w:pPr>
+        <w:pStyle w:val="NoSpacing"/>
+        <w:rPr>
+          <w:lang w:val="en-US"/>
+        </w:rPr>
+      </w:pPr>
+    </w:p>
+    <w:p>
+      <w:pPr>
+        <w:pStyle w:val="NoSpacing"/>
+        <w:rPr>
+          <w:lang w:val="en-US"/>
+        </w:rPr>
+      </w:pPr>
+    </w:p>
+    <w:p>
+      <w:pPr>
+        <w:pStyle w:val="NoSpacing"/>
+        <w:rPr>
+          <w:lang w:val="en-US"/>
+        </w:rPr>
+      </w:pPr>
+    </w:p>
+    <w:p>
+      <w:pPr>
+        <w:pStyle w:val="NoSpacing"/>
+        <w:rPr>
+          <w:lang w:val="en-US"/>
+        </w:rPr>
+      </w:pPr>
+    </w:p>
+    <w:p>
+      <w:pPr>
+        <w:pStyle w:val="NoSpacing"/>
+        <w:rPr>
+          <w:lang w:val="en-US"/>
+        </w:rPr>
+      </w:pPr>
+    </w:p>
+    <w:p>
+      <w:pPr>
+        <w:pStyle w:val="NoSpacing"/>
+        <w:rPr>
+          <w:lang w:val="en-US"/>
+        </w:rPr>
+      </w:pPr>
+    </w:p>
+    <w:p>
+      <w:pPr>
+        <w:pStyle w:val="NoSpacing"/>
+        <w:rPr>
+          <w:lang w:val="en-US"/>
+        </w:rPr>
+      </w:pPr>
+    </w:p>
+    <w:p>
+      <w:pPr>
+        <w:pStyle w:val="NoSpacing"/>
+        <w:rPr>
+          <w:lang w:val="en-US"/>
+        </w:rPr>
+      </w:pPr>
+    </w:p>
+    <w:p>
+      <w:pPr>
+        <w:pStyle w:val="NoSpacing"/>
+        <w:rPr>
+          <w:lang w:val="en-US"/>
+        </w:rPr>
+      </w:pPr>
+    </w:p>
+    <w:p>
+      <w:pPr>
+        <w:pStyle w:val="NoSpacing"/>
+        <w:rPr>
+          <w:lang w:val="en-US"/>
+        </w:rPr>
+      </w:pPr>
+    </w:p>
+    <w:p>
+      <w:pPr>
+        <w:pStyle w:val="NoSpacing"/>
+        <w:rPr>
+          <w:lang w:val="en-US"/>
+        </w:rPr>
+      </w:pPr>
+    </w:p>
+    <w:p>
+      <w:pPr>
+        <w:pStyle w:val="NoSpacing"/>
+        <w:rPr>
           <w:b/>
           <w:bCs/>
           <w:sz w:val="28"/>
@@ -873,6 +840,7 @@
           <w:u w:val="single"/>
           <w:lang w:val="en-US"/>
         </w:rPr>
+        <w:lastRenderedPageBreak/>
         <w:t>Performance of Fast Interconnects:</w:t>
       </w:r>
     </w:p>
@@ -893,18 +861,18 @@
           <w:noProof/>
         </w:rPr>
         <w:drawing>
-          <wp:anchor distT="0" distB="0" distL="114300" distR="114300" simplePos="0" relativeHeight="251659264" behindDoc="0" locked="0" layoutInCell="1" allowOverlap="1" wp14:anchorId="557FB475" wp14:editId="77C06987">
+          <wp:anchor distT="0" distB="0" distL="114300" distR="114300" simplePos="0" relativeHeight="251667456" behindDoc="0" locked="0" layoutInCell="1" allowOverlap="1" wp14:anchorId="2FC07BDD" wp14:editId="61615848">
             <wp:simplePos x="0" y="0"/>
-            <wp:positionH relativeFrom="margin">
-              <wp:align>center</wp:align>
+            <wp:positionH relativeFrom="column">
+              <wp:posOffset>-144781</wp:posOffset>
             </wp:positionH>
             <wp:positionV relativeFrom="paragraph">
-              <wp:posOffset>125095</wp:posOffset>
+              <wp:posOffset>171450</wp:posOffset>
             </wp:positionV>
-            <wp:extent cx="6423660" cy="4269740"/>
-            <wp:effectExtent l="0" t="0" r="0" b="0"/>
+            <wp:extent cx="5995159" cy="3985260"/>
+            <wp:effectExtent l="0" t="0" r="5715" b="0"/>
             <wp:wrapNone/>
-            <wp:docPr id="1439024460" name="Picture 3"/>
+            <wp:docPr id="391276962" name="Picture 3"/>
             <wp:cNvGraphicFramePr>
               <a:graphicFrameLocks xmlns:a="http://schemas.openxmlformats.org/drawingml/2006/main" noChangeAspect="1"/>
             </wp:cNvGraphicFramePr>
@@ -918,7 +886,7 @@
                     </pic:cNvPicPr>
                   </pic:nvPicPr>
                   <pic:blipFill>
-                    <a:blip r:embed="rId7">
+                    <a:blip r:embed="rId7" cstate="print">
                       <a:extLst>
                         <a:ext uri="{28A0092B-C50C-407E-A947-70E740481C1C}">
                           <a14:useLocalDpi xmlns:a14="http://schemas.microsoft.com/office/drawing/2010/main" val="0"/>
@@ -933,7 +901,7 @@
                   <pic:spPr bwMode="auto">
                     <a:xfrm>
                       <a:off x="0" y="0"/>
-                      <a:ext cx="6423660" cy="4269740"/>
+                      <a:ext cx="5997178" cy="3986602"/>
                     </a:xfrm>
                     <a:prstGeom prst="rect">
                       <a:avLst/>
@@ -1272,7 +1240,6 @@
           <w:u w:val="single"/>
           <w:lang w:val="en-US"/>
         </w:rPr>
-        <w:lastRenderedPageBreak/>
         <w:t>Ionq with Fast Interconnects using Ring topology:</w:t>
       </w:r>
     </w:p>
@@ -1288,62 +1255,23 @@
           <w:lang w:val="en-US"/>
         </w:rPr>
       </w:pPr>
-    </w:p>
-    <w:p>
-      <w:pPr>
-        <w:pStyle w:val="NoSpacing"/>
-        <w:rPr>
-          <w:b/>
-          <w:bCs/>
-          <w:sz w:val="28"/>
-          <w:szCs w:val="28"/>
-          <w:u w:val="single"/>
-          <w:lang w:val="en-US"/>
-        </w:rPr>
-      </w:pPr>
-    </w:p>
-    <w:p>
-      <w:pPr>
-        <w:pStyle w:val="NoSpacing"/>
-        <w:rPr>
-          <w:b/>
-          <w:bCs/>
-          <w:sz w:val="28"/>
-          <w:szCs w:val="28"/>
-          <w:u w:val="single"/>
-          <w:lang w:val="en-US"/>
-        </w:rPr>
-      </w:pPr>
-    </w:p>
-    <w:p>
-      <w:pPr>
-        <w:pStyle w:val="NoSpacing"/>
-        <w:rPr>
-          <w:b/>
-          <w:bCs/>
-          <w:sz w:val="28"/>
-          <w:szCs w:val="28"/>
-          <w:u w:val="single"/>
-          <w:lang w:val="en-US"/>
-        </w:rPr>
-      </w:pPr>
       <w:r>
         <w:rPr>
           <w:noProof/>
         </w:rPr>
         <w:drawing>
-          <wp:anchor distT="0" distB="0" distL="114300" distR="114300" simplePos="0" relativeHeight="251660288" behindDoc="0" locked="0" layoutInCell="1" allowOverlap="1" wp14:anchorId="6D406FC5" wp14:editId="6EB211CE">
+          <wp:anchor distT="0" distB="0" distL="114300" distR="114300" simplePos="0" relativeHeight="251668480" behindDoc="0" locked="0" layoutInCell="1" allowOverlap="1" wp14:anchorId="7223FF08" wp14:editId="7D026ECB">
             <wp:simplePos x="0" y="0"/>
             <wp:positionH relativeFrom="margin">
-              <wp:posOffset>-309880</wp:posOffset>
+              <wp:posOffset>-30480</wp:posOffset>
             </wp:positionH>
             <wp:positionV relativeFrom="paragraph">
-              <wp:posOffset>-482600</wp:posOffset>
+              <wp:posOffset>224155</wp:posOffset>
             </wp:positionV>
-            <wp:extent cx="6518910" cy="4061460"/>
-            <wp:effectExtent l="0" t="0" r="0" b="0"/>
+            <wp:extent cx="5920080" cy="3688080"/>
+            <wp:effectExtent l="0" t="0" r="5080" b="7620"/>
             <wp:wrapNone/>
-            <wp:docPr id="768620018" name="Picture 4"/>
+            <wp:docPr id="2027198175" name="Picture 4"/>
             <wp:cNvGraphicFramePr>
               <a:graphicFrameLocks xmlns:a="http://schemas.openxmlformats.org/drawingml/2006/main" noChangeAspect="1"/>
             </wp:cNvGraphicFramePr>
@@ -1372,7 +1300,7 @@
                   <pic:spPr bwMode="auto">
                     <a:xfrm>
                       <a:off x="0" y="0"/>
-                      <a:ext cx="6518910" cy="4061460"/>
+                      <a:ext cx="5920080" cy="3688080"/>
                     </a:xfrm>
                     <a:prstGeom prst="rect">
                       <a:avLst/>
@@ -1602,19 +1530,6 @@
           <w:lang w:val="en-US"/>
         </w:rPr>
       </w:pPr>
-    </w:p>
-    <w:p>
-      <w:pPr>
-        <w:pStyle w:val="NoSpacing"/>
-        <w:rPr>
-          <w:b/>
-          <w:bCs/>
-          <w:sz w:val="28"/>
-          <w:szCs w:val="28"/>
-          <w:u w:val="single"/>
-          <w:lang w:val="en-US"/>
-        </w:rPr>
-      </w:pPr>
       <w:r>
         <w:rPr>
           <w:b/>
@@ -1624,6 +1539,7 @@
           <w:u w:val="single"/>
           <w:lang w:val="en-US"/>
         </w:rPr>
+        <w:lastRenderedPageBreak/>
         <w:t>Ionq with fast interconnects using grid topology:</w:t>
       </w:r>
     </w:p>
@@ -1641,21 +1557,24 @@
       </w:pPr>
       <w:r>
         <w:rPr>
+          <w:b/>
+          <w:bCs/>
+          <w:sz w:val="28"/>
+          <w:szCs w:val="28"/>
+          <w:u w:val="single"/>
+          <w:lang w:val="en-US"/>
+        </w:rPr>
+        <w:t xml:space="preserve">                          </w:t>
+      </w:r>
+      <w:r>
+        <w:rPr>
           <w:noProof/>
         </w:rPr>
         <w:drawing>
-          <wp:anchor distT="0" distB="0" distL="114300" distR="114300" simplePos="0" relativeHeight="251661312" behindDoc="0" locked="0" layoutInCell="1" allowOverlap="1" wp14:anchorId="25AB4151" wp14:editId="6F5B5C87">
-            <wp:simplePos x="0" y="0"/>
-            <wp:positionH relativeFrom="margin">
-              <wp:align>center</wp:align>
-            </wp:positionH>
-            <wp:positionV relativeFrom="paragraph">
-              <wp:posOffset>179070</wp:posOffset>
-            </wp:positionV>
-            <wp:extent cx="6365875" cy="3962400"/>
-            <wp:effectExtent l="0" t="0" r="0" b="0"/>
-            <wp:wrapNone/>
-            <wp:docPr id="1320831960" name="Picture 5"/>
+          <wp:inline distT="0" distB="0" distL="0" distR="0" wp14:anchorId="5BFB646C" wp14:editId="5CAD3CCD">
+            <wp:extent cx="5731510" cy="3570605"/>
+            <wp:effectExtent l="0" t="0" r="2540" b="0"/>
+            <wp:docPr id="260862108" name="Picture 5"/>
             <wp:cNvGraphicFramePr>
               <a:graphicFrameLocks xmlns:a="http://schemas.openxmlformats.org/drawingml/2006/main" noChangeAspect="1"/>
             </wp:cNvGraphicFramePr>
@@ -1684,7 +1603,7 @@
                   <pic:spPr bwMode="auto">
                     <a:xfrm>
                       <a:off x="0" y="0"/>
-                      <a:ext cx="6365875" cy="3962400"/>
+                      <a:ext cx="5731510" cy="3570605"/>
                     </a:xfrm>
                     <a:prstGeom prst="rect">
                       <a:avLst/>
@@ -1697,13 +1616,7 @@
                 </pic:pic>
               </a:graphicData>
             </a:graphic>
-            <wp14:sizeRelH relativeFrom="margin">
-              <wp14:pctWidth>0</wp14:pctWidth>
-            </wp14:sizeRelH>
-            <wp14:sizeRelV relativeFrom="margin">
-              <wp14:pctHeight>0</wp14:pctHeight>
-            </wp14:sizeRelV>
-          </wp:anchor>
+          </wp:inline>
         </w:drawing>
       </w:r>
       <w:r>
@@ -1715,7 +1628,7 @@
           <w:u w:val="single"/>
           <w:lang w:val="en-US"/>
         </w:rPr>
-        <w:t xml:space="preserve">                               </w:t>
+        <w:t xml:space="preserve">    </w:t>
       </w:r>
     </w:p>
     <w:p>
@@ -1743,214 +1656,6 @@
           <w:lang w:val="en-US"/>
         </w:rPr>
       </w:pPr>
-    </w:p>
-    <w:p>
-      <w:pPr>
-        <w:pStyle w:val="NoSpacing"/>
-        <w:rPr>
-          <w:b/>
-          <w:bCs/>
-          <w:sz w:val="28"/>
-          <w:szCs w:val="28"/>
-          <w:u w:val="single"/>
-          <w:lang w:val="en-US"/>
-        </w:rPr>
-      </w:pPr>
-    </w:p>
-    <w:p>
-      <w:pPr>
-        <w:pStyle w:val="NoSpacing"/>
-        <w:rPr>
-          <w:b/>
-          <w:bCs/>
-          <w:sz w:val="28"/>
-          <w:szCs w:val="28"/>
-          <w:u w:val="single"/>
-          <w:lang w:val="en-US"/>
-        </w:rPr>
-      </w:pPr>
-    </w:p>
-    <w:p>
-      <w:pPr>
-        <w:pStyle w:val="NoSpacing"/>
-        <w:rPr>
-          <w:b/>
-          <w:bCs/>
-          <w:sz w:val="28"/>
-          <w:szCs w:val="28"/>
-          <w:u w:val="single"/>
-          <w:lang w:val="en-US"/>
-        </w:rPr>
-      </w:pPr>
-    </w:p>
-    <w:p>
-      <w:pPr>
-        <w:pStyle w:val="NoSpacing"/>
-        <w:rPr>
-          <w:b/>
-          <w:bCs/>
-          <w:sz w:val="28"/>
-          <w:szCs w:val="28"/>
-          <w:u w:val="single"/>
-          <w:lang w:val="en-US"/>
-        </w:rPr>
-      </w:pPr>
-    </w:p>
-    <w:p>
-      <w:pPr>
-        <w:pStyle w:val="NoSpacing"/>
-        <w:rPr>
-          <w:b/>
-          <w:bCs/>
-          <w:sz w:val="28"/>
-          <w:szCs w:val="28"/>
-          <w:u w:val="single"/>
-          <w:lang w:val="en-US"/>
-        </w:rPr>
-      </w:pPr>
-    </w:p>
-    <w:p>
-      <w:pPr>
-        <w:pStyle w:val="NoSpacing"/>
-        <w:rPr>
-          <w:b/>
-          <w:bCs/>
-          <w:sz w:val="28"/>
-          <w:szCs w:val="28"/>
-          <w:u w:val="single"/>
-          <w:lang w:val="en-US"/>
-        </w:rPr>
-      </w:pPr>
-    </w:p>
-    <w:p>
-      <w:pPr>
-        <w:pStyle w:val="NoSpacing"/>
-        <w:rPr>
-          <w:b/>
-          <w:bCs/>
-          <w:sz w:val="28"/>
-          <w:szCs w:val="28"/>
-          <w:u w:val="single"/>
-          <w:lang w:val="en-US"/>
-        </w:rPr>
-      </w:pPr>
-    </w:p>
-    <w:p>
-      <w:pPr>
-        <w:pStyle w:val="NoSpacing"/>
-        <w:rPr>
-          <w:b/>
-          <w:bCs/>
-          <w:sz w:val="28"/>
-          <w:szCs w:val="28"/>
-          <w:u w:val="single"/>
-          <w:lang w:val="en-US"/>
-        </w:rPr>
-      </w:pPr>
-    </w:p>
-    <w:p>
-      <w:pPr>
-        <w:pStyle w:val="NoSpacing"/>
-        <w:rPr>
-          <w:b/>
-          <w:bCs/>
-          <w:sz w:val="28"/>
-          <w:szCs w:val="28"/>
-          <w:u w:val="single"/>
-          <w:lang w:val="en-US"/>
-        </w:rPr>
-      </w:pPr>
-    </w:p>
-    <w:p>
-      <w:pPr>
-        <w:pStyle w:val="NoSpacing"/>
-        <w:rPr>
-          <w:b/>
-          <w:bCs/>
-          <w:sz w:val="28"/>
-          <w:szCs w:val="28"/>
-          <w:u w:val="single"/>
-          <w:lang w:val="en-US"/>
-        </w:rPr>
-      </w:pPr>
-    </w:p>
-    <w:p>
-      <w:pPr>
-        <w:pStyle w:val="NoSpacing"/>
-        <w:rPr>
-          <w:b/>
-          <w:bCs/>
-          <w:sz w:val="28"/>
-          <w:szCs w:val="28"/>
-          <w:u w:val="single"/>
-          <w:lang w:val="en-US"/>
-        </w:rPr>
-      </w:pPr>
-    </w:p>
-    <w:p>
-      <w:pPr>
-        <w:pStyle w:val="NoSpacing"/>
-        <w:rPr>
-          <w:b/>
-          <w:bCs/>
-          <w:sz w:val="28"/>
-          <w:szCs w:val="28"/>
-          <w:u w:val="single"/>
-          <w:lang w:val="en-US"/>
-        </w:rPr>
-      </w:pPr>
-    </w:p>
-    <w:p>
-      <w:pPr>
-        <w:pStyle w:val="NoSpacing"/>
-        <w:rPr>
-          <w:b/>
-          <w:bCs/>
-          <w:sz w:val="28"/>
-          <w:szCs w:val="28"/>
-          <w:u w:val="single"/>
-          <w:lang w:val="en-US"/>
-        </w:rPr>
-      </w:pPr>
-    </w:p>
-    <w:p>
-      <w:pPr>
-        <w:pStyle w:val="NoSpacing"/>
-        <w:rPr>
-          <w:b/>
-          <w:bCs/>
-          <w:sz w:val="28"/>
-          <w:szCs w:val="28"/>
-          <w:u w:val="single"/>
-          <w:lang w:val="en-US"/>
-        </w:rPr>
-      </w:pPr>
-    </w:p>
-    <w:p>
-      <w:pPr>
-        <w:pStyle w:val="NoSpacing"/>
-        <w:rPr>
-          <w:b/>
-          <w:bCs/>
-          <w:sz w:val="28"/>
-          <w:szCs w:val="28"/>
-          <w:u w:val="single"/>
-          <w:lang w:val="en-US"/>
-        </w:rPr>
-      </w:pPr>
-    </w:p>
-    <w:p>
-      <w:pPr>
-        <w:pStyle w:val="NoSpacing"/>
-        <w:rPr>
-          <w:b/>
-          <w:bCs/>
-          <w:sz w:val="28"/>
-          <w:szCs w:val="28"/>
-          <w:u w:val="single"/>
-          <w:lang w:val="en-US"/>
-        </w:rPr>
-      </w:pPr>
       <w:r>
         <w:rPr>
           <w:b/>
@@ -1960,8 +1665,7 @@
           <w:u w:val="single"/>
           <w:lang w:val="en-US"/>
         </w:rPr>
-        <w:lastRenderedPageBreak/>
-        <w:t>Slow interconnects vs Fast interconnects</w:t>
+        <w:t xml:space="preserve"> Slow interconnects vs Fast interconnects</w:t>
       </w:r>
     </w:p>
     <w:p>
@@ -1978,21 +1682,24 @@
       </w:pPr>
       <w:r>
         <w:rPr>
+          <w:b/>
+          <w:bCs/>
+          <w:sz w:val="28"/>
+          <w:szCs w:val="28"/>
+          <w:u w:val="single"/>
+          <w:lang w:val="en-US"/>
+        </w:rPr>
+        <w:t xml:space="preserve"> </w:t>
+      </w:r>
+      <w:r>
+        <w:rPr>
           <w:noProof/>
         </w:rPr>
         <w:drawing>
-          <wp:anchor distT="0" distB="0" distL="114300" distR="114300" simplePos="0" relativeHeight="251662336" behindDoc="0" locked="0" layoutInCell="1" allowOverlap="1" wp14:anchorId="7BB37550" wp14:editId="14197498">
-            <wp:simplePos x="0" y="0"/>
-            <wp:positionH relativeFrom="margin">
-              <wp:posOffset>-344805</wp:posOffset>
-            </wp:positionH>
-            <wp:positionV relativeFrom="paragraph">
-              <wp:posOffset>109220</wp:posOffset>
-            </wp:positionV>
-            <wp:extent cx="6421575" cy="4000500"/>
-            <wp:effectExtent l="0" t="0" r="0" b="0"/>
-            <wp:wrapNone/>
-            <wp:docPr id="2097379205" name="Picture 6"/>
+          <wp:inline distT="0" distB="0" distL="0" distR="0" wp14:anchorId="27944322" wp14:editId="3109B68E">
+            <wp:extent cx="5731510" cy="3570605"/>
+            <wp:effectExtent l="0" t="0" r="2540" b="0"/>
+            <wp:docPr id="661694313" name="Picture 6"/>
             <wp:cNvGraphicFramePr>
               <a:graphicFrameLocks xmlns:a="http://schemas.openxmlformats.org/drawingml/2006/main" noChangeAspect="1"/>
             </wp:cNvGraphicFramePr>
@@ -2021,7 +1728,7 @@
                   <pic:spPr bwMode="auto">
                     <a:xfrm>
                       <a:off x="0" y="0"/>
-                      <a:ext cx="6421575" cy="4000500"/>
+                      <a:ext cx="5731510" cy="3570605"/>
                     </a:xfrm>
                     <a:prstGeom prst="rect">
                       <a:avLst/>
@@ -2034,15 +1741,48 @@
                 </pic:pic>
               </a:graphicData>
             </a:graphic>
-            <wp14:sizeRelH relativeFrom="margin">
-              <wp14:pctWidth>0</wp14:pctWidth>
-            </wp14:sizeRelH>
-            <wp14:sizeRelV relativeFrom="margin">
-              <wp14:pctHeight>0</wp14:pctHeight>
-            </wp14:sizeRelV>
-          </wp:anchor>
+          </wp:inline>
         </w:drawing>
       </w:r>
+    </w:p>
+    <w:p>
+      <w:pPr>
+        <w:pStyle w:val="NoSpacing"/>
+        <w:rPr>
+          <w:b/>
+          <w:bCs/>
+          <w:sz w:val="28"/>
+          <w:szCs w:val="28"/>
+          <w:u w:val="single"/>
+          <w:lang w:val="en-US"/>
+        </w:rPr>
+      </w:pPr>
+    </w:p>
+    <w:p>
+      <w:pPr>
+        <w:pStyle w:val="NoSpacing"/>
+        <w:rPr>
+          <w:b/>
+          <w:bCs/>
+          <w:sz w:val="28"/>
+          <w:szCs w:val="28"/>
+          <w:u w:val="single"/>
+          <w:lang w:val="en-US"/>
+        </w:rPr>
+      </w:pPr>
+    </w:p>
+    <w:p>
+      <w:pPr>
+        <w:pStyle w:val="NoSpacing"/>
+        <w:rPr>
+          <w:b/>
+          <w:bCs/>
+          <w:sz w:val="28"/>
+          <w:szCs w:val="28"/>
+          <w:u w:val="single"/>
+          <w:lang w:val="en-US"/>
+        </w:rPr>
+      </w:pPr>
       <w:r>
         <w:rPr>
           <w:b/>
@@ -2052,268 +1792,9 @@
           <w:u w:val="single"/>
           <w:lang w:val="en-US"/>
         </w:rPr>
-        <w:t xml:space="preserve"> </w:t>
+        <w:lastRenderedPageBreak/>
+        <w:t>F</w:t>
       </w:r>
-    </w:p>
-    <w:p>
-      <w:pPr>
-        <w:pStyle w:val="NoSpacing"/>
-        <w:rPr>
-          <w:b/>
-          <w:bCs/>
-          <w:sz w:val="28"/>
-          <w:szCs w:val="28"/>
-          <w:u w:val="single"/>
-          <w:lang w:val="en-US"/>
-        </w:rPr>
-      </w:pPr>
-    </w:p>
-    <w:p>
-      <w:pPr>
-        <w:pStyle w:val="NoSpacing"/>
-        <w:rPr>
-          <w:b/>
-          <w:bCs/>
-          <w:sz w:val="28"/>
-          <w:szCs w:val="28"/>
-          <w:u w:val="single"/>
-          <w:lang w:val="en-US"/>
-        </w:rPr>
-      </w:pPr>
-    </w:p>
-    <w:p>
-      <w:pPr>
-        <w:pStyle w:val="NoSpacing"/>
-        <w:rPr>
-          <w:b/>
-          <w:bCs/>
-          <w:sz w:val="28"/>
-          <w:szCs w:val="28"/>
-          <w:u w:val="single"/>
-          <w:lang w:val="en-US"/>
-        </w:rPr>
-      </w:pPr>
-    </w:p>
-    <w:p>
-      <w:pPr>
-        <w:pStyle w:val="NoSpacing"/>
-        <w:rPr>
-          <w:b/>
-          <w:bCs/>
-          <w:sz w:val="28"/>
-          <w:szCs w:val="28"/>
-          <w:u w:val="single"/>
-          <w:lang w:val="en-US"/>
-        </w:rPr>
-      </w:pPr>
-    </w:p>
-    <w:p>
-      <w:pPr>
-        <w:pStyle w:val="NoSpacing"/>
-        <w:rPr>
-          <w:b/>
-          <w:bCs/>
-          <w:sz w:val="28"/>
-          <w:szCs w:val="28"/>
-          <w:u w:val="single"/>
-          <w:lang w:val="en-US"/>
-        </w:rPr>
-      </w:pPr>
-    </w:p>
-    <w:p>
-      <w:pPr>
-        <w:pStyle w:val="NoSpacing"/>
-        <w:rPr>
-          <w:b/>
-          <w:bCs/>
-          <w:sz w:val="28"/>
-          <w:szCs w:val="28"/>
-          <w:u w:val="single"/>
-          <w:lang w:val="en-US"/>
-        </w:rPr>
-      </w:pPr>
-    </w:p>
-    <w:p>
-      <w:pPr>
-        <w:pStyle w:val="NoSpacing"/>
-        <w:rPr>
-          <w:b/>
-          <w:bCs/>
-          <w:sz w:val="28"/>
-          <w:szCs w:val="28"/>
-          <w:u w:val="single"/>
-          <w:lang w:val="en-US"/>
-        </w:rPr>
-      </w:pPr>
-    </w:p>
-    <w:p>
-      <w:pPr>
-        <w:pStyle w:val="NoSpacing"/>
-        <w:rPr>
-          <w:b/>
-          <w:bCs/>
-          <w:sz w:val="28"/>
-          <w:szCs w:val="28"/>
-          <w:u w:val="single"/>
-          <w:lang w:val="en-US"/>
-        </w:rPr>
-      </w:pPr>
-    </w:p>
-    <w:p>
-      <w:pPr>
-        <w:pStyle w:val="NoSpacing"/>
-        <w:rPr>
-          <w:b/>
-          <w:bCs/>
-          <w:sz w:val="28"/>
-          <w:szCs w:val="28"/>
-          <w:u w:val="single"/>
-          <w:lang w:val="en-US"/>
-        </w:rPr>
-      </w:pPr>
-    </w:p>
-    <w:p>
-      <w:pPr>
-        <w:pStyle w:val="NoSpacing"/>
-        <w:rPr>
-          <w:b/>
-          <w:bCs/>
-          <w:sz w:val="28"/>
-          <w:szCs w:val="28"/>
-          <w:u w:val="single"/>
-          <w:lang w:val="en-US"/>
-        </w:rPr>
-      </w:pPr>
-    </w:p>
-    <w:p>
-      <w:pPr>
-        <w:pStyle w:val="NoSpacing"/>
-        <w:rPr>
-          <w:b/>
-          <w:bCs/>
-          <w:sz w:val="28"/>
-          <w:szCs w:val="28"/>
-          <w:u w:val="single"/>
-          <w:lang w:val="en-US"/>
-        </w:rPr>
-      </w:pPr>
-    </w:p>
-    <w:p>
-      <w:pPr>
-        <w:pStyle w:val="NoSpacing"/>
-        <w:rPr>
-          <w:b/>
-          <w:bCs/>
-          <w:sz w:val="28"/>
-          <w:szCs w:val="28"/>
-          <w:u w:val="single"/>
-          <w:lang w:val="en-US"/>
-        </w:rPr>
-      </w:pPr>
-    </w:p>
-    <w:p>
-      <w:pPr>
-        <w:pStyle w:val="NoSpacing"/>
-        <w:rPr>
-          <w:b/>
-          <w:bCs/>
-          <w:sz w:val="28"/>
-          <w:szCs w:val="28"/>
-          <w:u w:val="single"/>
-          <w:lang w:val="en-US"/>
-        </w:rPr>
-      </w:pPr>
-    </w:p>
-    <w:p>
-      <w:pPr>
-        <w:pStyle w:val="NoSpacing"/>
-        <w:rPr>
-          <w:b/>
-          <w:bCs/>
-          <w:sz w:val="28"/>
-          <w:szCs w:val="28"/>
-          <w:u w:val="single"/>
-          <w:lang w:val="en-US"/>
-        </w:rPr>
-      </w:pPr>
-    </w:p>
-    <w:p>
-      <w:pPr>
-        <w:pStyle w:val="NoSpacing"/>
-        <w:rPr>
-          <w:b/>
-          <w:bCs/>
-          <w:sz w:val="28"/>
-          <w:szCs w:val="28"/>
-          <w:u w:val="single"/>
-          <w:lang w:val="en-US"/>
-        </w:rPr>
-      </w:pPr>
-    </w:p>
-    <w:p>
-      <w:pPr>
-        <w:pStyle w:val="NoSpacing"/>
-        <w:rPr>
-          <w:b/>
-          <w:bCs/>
-          <w:sz w:val="28"/>
-          <w:szCs w:val="28"/>
-          <w:u w:val="single"/>
-          <w:lang w:val="en-US"/>
-        </w:rPr>
-      </w:pPr>
-    </w:p>
-    <w:p>
-      <w:pPr>
-        <w:pStyle w:val="NoSpacing"/>
-        <w:rPr>
-          <w:b/>
-          <w:bCs/>
-          <w:sz w:val="28"/>
-          <w:szCs w:val="28"/>
-          <w:u w:val="single"/>
-          <w:lang w:val="en-US"/>
-        </w:rPr>
-      </w:pPr>
-    </w:p>
-    <w:p>
-      <w:pPr>
-        <w:pStyle w:val="NoSpacing"/>
-        <w:rPr>
-          <w:b/>
-          <w:bCs/>
-          <w:sz w:val="28"/>
-          <w:szCs w:val="28"/>
-          <w:u w:val="single"/>
-          <w:lang w:val="en-US"/>
-        </w:rPr>
-      </w:pPr>
-    </w:p>
-    <w:p>
-      <w:pPr>
-        <w:pStyle w:val="NoSpacing"/>
-        <w:rPr>
-          <w:b/>
-          <w:bCs/>
-          <w:sz w:val="28"/>
-          <w:szCs w:val="28"/>
-          <w:u w:val="single"/>
-          <w:lang w:val="en-US"/>
-        </w:rPr>
-      </w:pPr>
-    </w:p>
-    <w:p>
-      <w:pPr>
-        <w:pStyle w:val="NoSpacing"/>
-        <w:rPr>
-          <w:b/>
-          <w:bCs/>
-          <w:sz w:val="28"/>
-          <w:szCs w:val="28"/>
-          <w:u w:val="single"/>
-          <w:lang w:val="en-US"/>
-        </w:rPr>
-      </w:pPr>
       <w:r>
         <w:rPr>
           <w:b/>
@@ -2323,7 +1804,7 @@
           <w:u w:val="single"/>
           <w:lang w:val="en-US"/>
         </w:rPr>
-        <w:t>Fast interconnects + SwitchQNet inspired Routing:</w:t>
+        <w:t>ast interconnects + SwitchQNet inspired Routing:</w:t>
       </w:r>
     </w:p>
     <w:p>
@@ -2343,18 +1824,18 @@
           <w:noProof/>
         </w:rPr>
         <w:drawing>
-          <wp:anchor distT="0" distB="0" distL="114300" distR="114300" simplePos="0" relativeHeight="251663360" behindDoc="0" locked="0" layoutInCell="1" allowOverlap="1" wp14:anchorId="3A0A7EE4" wp14:editId="015EB653">
+          <wp:anchor distT="0" distB="0" distL="114300" distR="114300" simplePos="0" relativeHeight="251670528" behindDoc="0" locked="0" layoutInCell="1" allowOverlap="1" wp14:anchorId="32EC4263" wp14:editId="517FDB37">
             <wp:simplePos x="0" y="0"/>
             <wp:positionH relativeFrom="margin">
-              <wp:align>center</wp:align>
+              <wp:posOffset>-76200</wp:posOffset>
             </wp:positionH>
             <wp:positionV relativeFrom="paragraph">
-              <wp:posOffset>110490</wp:posOffset>
+              <wp:posOffset>125730</wp:posOffset>
             </wp:positionV>
-            <wp:extent cx="6433185" cy="4008120"/>
-            <wp:effectExtent l="0" t="0" r="5715" b="0"/>
+            <wp:extent cx="6149340" cy="3830904"/>
+            <wp:effectExtent l="0" t="0" r="3810" b="0"/>
             <wp:wrapNone/>
-            <wp:docPr id="90553583" name="Picture 7"/>
+            <wp:docPr id="817271302" name="Picture 7"/>
             <wp:cNvGraphicFramePr>
               <a:graphicFrameLocks xmlns:a="http://schemas.openxmlformats.org/drawingml/2006/main" noChangeAspect="1"/>
             </wp:cNvGraphicFramePr>
@@ -2383,338 +1864,7 @@
                   <pic:spPr bwMode="auto">
                     <a:xfrm>
                       <a:off x="0" y="0"/>
-                      <a:ext cx="6433185" cy="4008120"/>
-                    </a:xfrm>
-                    <a:prstGeom prst="rect">
-                      <a:avLst/>
-                    </a:prstGeom>
-                    <a:noFill/>
-                    <a:ln>
-                      <a:noFill/>
-                    </a:ln>
-                  </pic:spPr>
-                </pic:pic>
-              </a:graphicData>
-            </a:graphic>
-          </wp:anchor>
-        </w:drawing>
-      </w:r>
-      <w:r>
-        <w:rPr>
-          <w:b/>
-          <w:bCs/>
-          <w:sz w:val="28"/>
-          <w:szCs w:val="28"/>
-          <w:u w:val="single"/>
-          <w:lang w:val="en-US"/>
-        </w:rPr>
-        <w:t xml:space="preserve">               </w:t>
-      </w:r>
-    </w:p>
-    <w:p>
-      <w:pPr>
-        <w:pStyle w:val="NoSpacing"/>
-        <w:rPr>
-          <w:b/>
-          <w:bCs/>
-          <w:sz w:val="28"/>
-          <w:szCs w:val="28"/>
-          <w:u w:val="single"/>
-          <w:lang w:val="en-US"/>
-        </w:rPr>
-      </w:pPr>
-    </w:p>
-    <w:p>
-      <w:pPr>
-        <w:pStyle w:val="NoSpacing"/>
-        <w:rPr>
-          <w:b/>
-          <w:bCs/>
-          <w:sz w:val="28"/>
-          <w:szCs w:val="28"/>
-          <w:u w:val="single"/>
-          <w:lang w:val="en-US"/>
-        </w:rPr>
-      </w:pPr>
-    </w:p>
-    <w:p>
-      <w:pPr>
-        <w:pStyle w:val="NoSpacing"/>
-        <w:rPr>
-          <w:b/>
-          <w:bCs/>
-          <w:sz w:val="28"/>
-          <w:szCs w:val="28"/>
-          <w:u w:val="single"/>
-          <w:lang w:val="en-US"/>
-        </w:rPr>
-      </w:pPr>
-    </w:p>
-    <w:p>
-      <w:pPr>
-        <w:pStyle w:val="NoSpacing"/>
-        <w:rPr>
-          <w:b/>
-          <w:bCs/>
-          <w:sz w:val="28"/>
-          <w:szCs w:val="28"/>
-          <w:u w:val="single"/>
-          <w:lang w:val="en-US"/>
-        </w:rPr>
-      </w:pPr>
-    </w:p>
-    <w:p>
-      <w:pPr>
-        <w:pStyle w:val="NoSpacing"/>
-        <w:rPr>
-          <w:b/>
-          <w:bCs/>
-          <w:sz w:val="28"/>
-          <w:szCs w:val="28"/>
-          <w:u w:val="single"/>
-          <w:lang w:val="en-US"/>
-        </w:rPr>
-      </w:pPr>
-    </w:p>
-    <w:p>
-      <w:pPr>
-        <w:pStyle w:val="NoSpacing"/>
-        <w:rPr>
-          <w:b/>
-          <w:bCs/>
-          <w:sz w:val="28"/>
-          <w:szCs w:val="28"/>
-          <w:u w:val="single"/>
-          <w:lang w:val="en-US"/>
-        </w:rPr>
-      </w:pPr>
-    </w:p>
-    <w:p>
-      <w:pPr>
-        <w:pStyle w:val="NoSpacing"/>
-        <w:rPr>
-          <w:b/>
-          <w:bCs/>
-          <w:sz w:val="28"/>
-          <w:szCs w:val="28"/>
-          <w:u w:val="single"/>
-          <w:lang w:val="en-US"/>
-        </w:rPr>
-      </w:pPr>
-    </w:p>
-    <w:p>
-      <w:pPr>
-        <w:pStyle w:val="NoSpacing"/>
-        <w:rPr>
-          <w:b/>
-          <w:bCs/>
-          <w:sz w:val="28"/>
-          <w:szCs w:val="28"/>
-          <w:u w:val="single"/>
-          <w:lang w:val="en-US"/>
-        </w:rPr>
-      </w:pPr>
-    </w:p>
-    <w:p>
-      <w:pPr>
-        <w:pStyle w:val="NoSpacing"/>
-        <w:rPr>
-          <w:b/>
-          <w:bCs/>
-          <w:sz w:val="28"/>
-          <w:szCs w:val="28"/>
-          <w:u w:val="single"/>
-          <w:lang w:val="en-US"/>
-        </w:rPr>
-      </w:pPr>
-    </w:p>
-    <w:p>
-      <w:pPr>
-        <w:pStyle w:val="NoSpacing"/>
-        <w:rPr>
-          <w:b/>
-          <w:bCs/>
-          <w:sz w:val="28"/>
-          <w:szCs w:val="28"/>
-          <w:u w:val="single"/>
-          <w:lang w:val="en-US"/>
-        </w:rPr>
-      </w:pPr>
-    </w:p>
-    <w:p>
-      <w:pPr>
-        <w:pStyle w:val="NoSpacing"/>
-        <w:rPr>
-          <w:b/>
-          <w:bCs/>
-          <w:sz w:val="28"/>
-          <w:szCs w:val="28"/>
-          <w:u w:val="single"/>
-          <w:lang w:val="en-US"/>
-        </w:rPr>
-      </w:pPr>
-    </w:p>
-    <w:p>
-      <w:pPr>
-        <w:pStyle w:val="NoSpacing"/>
-        <w:rPr>
-          <w:b/>
-          <w:bCs/>
-          <w:sz w:val="28"/>
-          <w:szCs w:val="28"/>
-          <w:u w:val="single"/>
-          <w:lang w:val="en-US"/>
-        </w:rPr>
-      </w:pPr>
-    </w:p>
-    <w:p>
-      <w:pPr>
-        <w:pStyle w:val="NoSpacing"/>
-        <w:rPr>
-          <w:b/>
-          <w:bCs/>
-          <w:sz w:val="28"/>
-          <w:szCs w:val="28"/>
-          <w:u w:val="single"/>
-          <w:lang w:val="en-US"/>
-        </w:rPr>
-      </w:pPr>
-    </w:p>
-    <w:p>
-      <w:pPr>
-        <w:pStyle w:val="NoSpacing"/>
-        <w:rPr>
-          <w:b/>
-          <w:bCs/>
-          <w:sz w:val="28"/>
-          <w:szCs w:val="28"/>
-          <w:u w:val="single"/>
-          <w:lang w:val="en-US"/>
-        </w:rPr>
-      </w:pPr>
-    </w:p>
-    <w:p>
-      <w:pPr>
-        <w:pStyle w:val="NoSpacing"/>
-        <w:rPr>
-          <w:b/>
-          <w:bCs/>
-          <w:sz w:val="28"/>
-          <w:szCs w:val="28"/>
-          <w:u w:val="single"/>
-          <w:lang w:val="en-US"/>
-        </w:rPr>
-      </w:pPr>
-    </w:p>
-    <w:p>
-      <w:pPr>
-        <w:pStyle w:val="NoSpacing"/>
-        <w:rPr>
-          <w:b/>
-          <w:bCs/>
-          <w:sz w:val="28"/>
-          <w:szCs w:val="28"/>
-          <w:u w:val="single"/>
-          <w:lang w:val="en-US"/>
-        </w:rPr>
-      </w:pPr>
-    </w:p>
-    <w:p>
-      <w:pPr>
-        <w:pStyle w:val="NoSpacing"/>
-        <w:rPr>
-          <w:b/>
-          <w:bCs/>
-          <w:sz w:val="28"/>
-          <w:szCs w:val="28"/>
-          <w:u w:val="single"/>
-          <w:lang w:val="en-US"/>
-        </w:rPr>
-      </w:pPr>
-    </w:p>
-    <w:p>
-      <w:pPr>
-        <w:pStyle w:val="NoSpacing"/>
-        <w:rPr>
-          <w:b/>
-          <w:bCs/>
-          <w:sz w:val="28"/>
-          <w:szCs w:val="28"/>
-          <w:u w:val="single"/>
-          <w:lang w:val="en-US"/>
-        </w:rPr>
-      </w:pPr>
-      <w:r>
-        <w:rPr>
-          <w:b/>
-          <w:bCs/>
-          <w:sz w:val="28"/>
-          <w:szCs w:val="28"/>
-          <w:u w:val="single"/>
-          <w:lang w:val="en-US"/>
-        </w:rPr>
-        <w:lastRenderedPageBreak/>
-        <w:t>Fast Interconnects with Hybrid Multiplexing</w:t>
-      </w:r>
-    </w:p>
-    <w:p>
-      <w:pPr>
-        <w:pStyle w:val="NoSpacing"/>
-        <w:rPr>
-          <w:b/>
-          <w:bCs/>
-          <w:sz w:val="28"/>
-          <w:szCs w:val="28"/>
-          <w:u w:val="single"/>
-          <w:lang w:val="en-US"/>
-        </w:rPr>
-      </w:pPr>
-      <w:r>
-        <w:rPr>
-          <w:noProof/>
-        </w:rPr>
-        <w:drawing>
-          <wp:anchor distT="0" distB="0" distL="114300" distR="114300" simplePos="0" relativeHeight="251664384" behindDoc="0" locked="0" layoutInCell="1" allowOverlap="1" wp14:anchorId="32473C34" wp14:editId="0564B0E7">
-            <wp:simplePos x="0" y="0"/>
-            <wp:positionH relativeFrom="margin">
-              <wp:align>center</wp:align>
-            </wp:positionH>
-            <wp:positionV relativeFrom="paragraph">
-              <wp:posOffset>116840</wp:posOffset>
-            </wp:positionV>
-            <wp:extent cx="6598920" cy="4106913"/>
-            <wp:effectExtent l="0" t="0" r="0" b="8255"/>
-            <wp:wrapNone/>
-            <wp:docPr id="1196974523" name="Picture 8"/>
-            <wp:cNvGraphicFramePr>
-              <a:graphicFrameLocks xmlns:a="http://schemas.openxmlformats.org/drawingml/2006/main" noChangeAspect="1"/>
-            </wp:cNvGraphicFramePr>
-            <a:graphic xmlns:a="http://schemas.openxmlformats.org/drawingml/2006/main">
-              <a:graphicData uri="http://schemas.openxmlformats.org/drawingml/2006/picture">
-                <pic:pic xmlns:pic="http://schemas.openxmlformats.org/drawingml/2006/picture">
-                  <pic:nvPicPr>
-                    <pic:cNvPr id="0" name="Picture 15"/>
-                    <pic:cNvPicPr>
-                      <a:picLocks noChangeAspect="1" noChangeArrowheads="1"/>
-                    </pic:cNvPicPr>
-                  </pic:nvPicPr>
-                  <pic:blipFill>
-                    <a:blip r:embed="rId12">
-                      <a:extLst>
-                        <a:ext uri="{28A0092B-C50C-407E-A947-70E740481C1C}">
-                          <a14:useLocalDpi xmlns:a14="http://schemas.microsoft.com/office/drawing/2010/main" val="0"/>
-                        </a:ext>
-                      </a:extLst>
-                    </a:blip>
-                    <a:srcRect/>
-                    <a:stretch>
-                      <a:fillRect/>
-                    </a:stretch>
-                  </pic:blipFill>
-                  <pic:spPr bwMode="auto">
-                    <a:xfrm>
-                      <a:off x="0" y="0"/>
-                      <a:ext cx="6598920" cy="4106913"/>
+                      <a:ext cx="6149340" cy="3830904"/>
                     </a:xfrm>
                     <a:prstGeom prst="rect">
                       <a:avLst/>
@@ -2736,6 +1886,355 @@
           </wp:anchor>
         </w:drawing>
       </w:r>
+      <w:r>
+        <w:rPr>
+          <w:b/>
+          <w:bCs/>
+          <w:sz w:val="28"/>
+          <w:szCs w:val="28"/>
+          <w:u w:val="single"/>
+          <w:lang w:val="en-US"/>
+        </w:rPr>
+        <w:t xml:space="preserve">               </w:t>
+      </w:r>
+    </w:p>
+    <w:p>
+      <w:pPr>
+        <w:pStyle w:val="NoSpacing"/>
+        <w:rPr>
+          <w:b/>
+          <w:bCs/>
+          <w:sz w:val="28"/>
+          <w:szCs w:val="28"/>
+          <w:u w:val="single"/>
+          <w:lang w:val="en-US"/>
+        </w:rPr>
+      </w:pPr>
+    </w:p>
+    <w:p>
+      <w:pPr>
+        <w:pStyle w:val="NoSpacing"/>
+        <w:rPr>
+          <w:b/>
+          <w:bCs/>
+          <w:sz w:val="28"/>
+          <w:szCs w:val="28"/>
+          <w:u w:val="single"/>
+          <w:lang w:val="en-US"/>
+        </w:rPr>
+      </w:pPr>
+    </w:p>
+    <w:p>
+      <w:pPr>
+        <w:pStyle w:val="NoSpacing"/>
+        <w:rPr>
+          <w:b/>
+          <w:bCs/>
+          <w:sz w:val="28"/>
+          <w:szCs w:val="28"/>
+          <w:u w:val="single"/>
+          <w:lang w:val="en-US"/>
+        </w:rPr>
+      </w:pPr>
+    </w:p>
+    <w:p>
+      <w:pPr>
+        <w:pStyle w:val="NoSpacing"/>
+        <w:rPr>
+          <w:b/>
+          <w:bCs/>
+          <w:sz w:val="28"/>
+          <w:szCs w:val="28"/>
+          <w:u w:val="single"/>
+          <w:lang w:val="en-US"/>
+        </w:rPr>
+      </w:pPr>
+    </w:p>
+    <w:p>
+      <w:pPr>
+        <w:pStyle w:val="NoSpacing"/>
+        <w:rPr>
+          <w:b/>
+          <w:bCs/>
+          <w:sz w:val="28"/>
+          <w:szCs w:val="28"/>
+          <w:u w:val="single"/>
+          <w:lang w:val="en-US"/>
+        </w:rPr>
+      </w:pPr>
+    </w:p>
+    <w:p>
+      <w:pPr>
+        <w:pStyle w:val="NoSpacing"/>
+        <w:rPr>
+          <w:b/>
+          <w:bCs/>
+          <w:sz w:val="28"/>
+          <w:szCs w:val="28"/>
+          <w:u w:val="single"/>
+          <w:lang w:val="en-US"/>
+        </w:rPr>
+      </w:pPr>
+    </w:p>
+    <w:p>
+      <w:pPr>
+        <w:pStyle w:val="NoSpacing"/>
+        <w:rPr>
+          <w:b/>
+          <w:bCs/>
+          <w:sz w:val="28"/>
+          <w:szCs w:val="28"/>
+          <w:u w:val="single"/>
+          <w:lang w:val="en-US"/>
+        </w:rPr>
+      </w:pPr>
+    </w:p>
+    <w:p>
+      <w:pPr>
+        <w:pStyle w:val="NoSpacing"/>
+        <w:rPr>
+          <w:b/>
+          <w:bCs/>
+          <w:sz w:val="28"/>
+          <w:szCs w:val="28"/>
+          <w:u w:val="single"/>
+          <w:lang w:val="en-US"/>
+        </w:rPr>
+      </w:pPr>
+    </w:p>
+    <w:p>
+      <w:pPr>
+        <w:pStyle w:val="NoSpacing"/>
+        <w:rPr>
+          <w:b/>
+          <w:bCs/>
+          <w:sz w:val="28"/>
+          <w:szCs w:val="28"/>
+          <w:u w:val="single"/>
+          <w:lang w:val="en-US"/>
+        </w:rPr>
+      </w:pPr>
+    </w:p>
+    <w:p>
+      <w:pPr>
+        <w:pStyle w:val="NoSpacing"/>
+        <w:rPr>
+          <w:b/>
+          <w:bCs/>
+          <w:sz w:val="28"/>
+          <w:szCs w:val="28"/>
+          <w:u w:val="single"/>
+          <w:lang w:val="en-US"/>
+        </w:rPr>
+      </w:pPr>
+    </w:p>
+    <w:p>
+      <w:pPr>
+        <w:pStyle w:val="NoSpacing"/>
+        <w:rPr>
+          <w:b/>
+          <w:bCs/>
+          <w:sz w:val="28"/>
+          <w:szCs w:val="28"/>
+          <w:u w:val="single"/>
+          <w:lang w:val="en-US"/>
+        </w:rPr>
+      </w:pPr>
+    </w:p>
+    <w:p>
+      <w:pPr>
+        <w:pStyle w:val="NoSpacing"/>
+        <w:rPr>
+          <w:b/>
+          <w:bCs/>
+          <w:sz w:val="28"/>
+          <w:szCs w:val="28"/>
+          <w:u w:val="single"/>
+          <w:lang w:val="en-US"/>
+        </w:rPr>
+      </w:pPr>
+    </w:p>
+    <w:p>
+      <w:pPr>
+        <w:pStyle w:val="NoSpacing"/>
+        <w:rPr>
+          <w:b/>
+          <w:bCs/>
+          <w:sz w:val="28"/>
+          <w:szCs w:val="28"/>
+          <w:u w:val="single"/>
+          <w:lang w:val="en-US"/>
+        </w:rPr>
+      </w:pPr>
+    </w:p>
+    <w:p>
+      <w:pPr>
+        <w:pStyle w:val="NoSpacing"/>
+        <w:rPr>
+          <w:b/>
+          <w:bCs/>
+          <w:sz w:val="28"/>
+          <w:szCs w:val="28"/>
+          <w:u w:val="single"/>
+          <w:lang w:val="en-US"/>
+        </w:rPr>
+      </w:pPr>
+    </w:p>
+    <w:p>
+      <w:pPr>
+        <w:pStyle w:val="NoSpacing"/>
+        <w:rPr>
+          <w:b/>
+          <w:bCs/>
+          <w:sz w:val="28"/>
+          <w:szCs w:val="28"/>
+          <w:u w:val="single"/>
+          <w:lang w:val="en-US"/>
+        </w:rPr>
+      </w:pPr>
+    </w:p>
+    <w:p>
+      <w:pPr>
+        <w:pStyle w:val="NoSpacing"/>
+        <w:rPr>
+          <w:b/>
+          <w:bCs/>
+          <w:sz w:val="28"/>
+          <w:szCs w:val="28"/>
+          <w:u w:val="single"/>
+          <w:lang w:val="en-US"/>
+        </w:rPr>
+      </w:pPr>
+    </w:p>
+    <w:p>
+      <w:pPr>
+        <w:pStyle w:val="NoSpacing"/>
+        <w:rPr>
+          <w:b/>
+          <w:bCs/>
+          <w:sz w:val="28"/>
+          <w:szCs w:val="28"/>
+          <w:u w:val="single"/>
+          <w:lang w:val="en-US"/>
+        </w:rPr>
+      </w:pPr>
+    </w:p>
+    <w:p>
+      <w:pPr>
+        <w:pStyle w:val="NoSpacing"/>
+        <w:rPr>
+          <w:b/>
+          <w:bCs/>
+          <w:sz w:val="28"/>
+          <w:szCs w:val="28"/>
+          <w:u w:val="single"/>
+          <w:lang w:val="en-US"/>
+        </w:rPr>
+      </w:pPr>
+    </w:p>
+    <w:p>
+      <w:pPr>
+        <w:pStyle w:val="NoSpacing"/>
+        <w:rPr>
+          <w:b/>
+          <w:bCs/>
+          <w:sz w:val="28"/>
+          <w:szCs w:val="28"/>
+          <w:u w:val="single"/>
+          <w:lang w:val="en-US"/>
+        </w:rPr>
+      </w:pPr>
+      <w:r>
+        <w:rPr>
+          <w:b/>
+          <w:bCs/>
+          <w:sz w:val="28"/>
+          <w:szCs w:val="28"/>
+          <w:u w:val="single"/>
+          <w:lang w:val="en-US"/>
+        </w:rPr>
+        <w:t>Fast Interconnects with Hybrid Multiplexing</w:t>
+      </w:r>
+    </w:p>
+    <w:p>
+      <w:pPr>
+        <w:pStyle w:val="NoSpacing"/>
+        <w:rPr>
+          <w:b/>
+          <w:bCs/>
+          <w:sz w:val="28"/>
+          <w:szCs w:val="28"/>
+          <w:u w:val="single"/>
+          <w:lang w:val="en-US"/>
+        </w:rPr>
+      </w:pPr>
+      <w:r>
+        <w:rPr>
+          <w:noProof/>
+        </w:rPr>
+        <w:drawing>
+          <wp:anchor distT="0" distB="0" distL="114300" distR="114300" simplePos="0" relativeHeight="251669504" behindDoc="0" locked="0" layoutInCell="1" allowOverlap="1" wp14:anchorId="6CFB4D76" wp14:editId="0AE36AAB">
+            <wp:simplePos x="0" y="0"/>
+            <wp:positionH relativeFrom="margin">
+              <wp:posOffset>-312420</wp:posOffset>
+            </wp:positionH>
+            <wp:positionV relativeFrom="paragraph">
+              <wp:posOffset>251460</wp:posOffset>
+            </wp:positionV>
+            <wp:extent cx="6446038" cy="4015740"/>
+            <wp:effectExtent l="0" t="0" r="0" b="3810"/>
+            <wp:wrapNone/>
+            <wp:docPr id="503912015" name="Picture 8"/>
+            <wp:cNvGraphicFramePr>
+              <a:graphicFrameLocks xmlns:a="http://schemas.openxmlformats.org/drawingml/2006/main" noChangeAspect="1"/>
+            </wp:cNvGraphicFramePr>
+            <a:graphic xmlns:a="http://schemas.openxmlformats.org/drawingml/2006/main">
+              <a:graphicData uri="http://schemas.openxmlformats.org/drawingml/2006/picture">
+                <pic:pic xmlns:pic="http://schemas.openxmlformats.org/drawingml/2006/picture">
+                  <pic:nvPicPr>
+                    <pic:cNvPr id="0" name="Picture 15"/>
+                    <pic:cNvPicPr>
+                      <a:picLocks noChangeAspect="1" noChangeArrowheads="1"/>
+                    </pic:cNvPicPr>
+                  </pic:nvPicPr>
+                  <pic:blipFill>
+                    <a:blip r:embed="rId12" cstate="print">
+                      <a:extLst>
+                        <a:ext uri="{28A0092B-C50C-407E-A947-70E740481C1C}">
+                          <a14:useLocalDpi xmlns:a14="http://schemas.microsoft.com/office/drawing/2010/main" val="0"/>
+                        </a:ext>
+                      </a:extLst>
+                    </a:blip>
+                    <a:srcRect/>
+                    <a:stretch>
+                      <a:fillRect/>
+                    </a:stretch>
+                  </pic:blipFill>
+                  <pic:spPr bwMode="auto">
+                    <a:xfrm>
+                      <a:off x="0" y="0"/>
+                      <a:ext cx="6446038" cy="4015740"/>
+                    </a:xfrm>
+                    <a:prstGeom prst="rect">
+                      <a:avLst/>
+                    </a:prstGeom>
+                    <a:noFill/>
+                    <a:ln>
+                      <a:noFill/>
+                    </a:ln>
+                  </pic:spPr>
+                </pic:pic>
+              </a:graphicData>
+            </a:graphic>
+            <wp14:sizeRelH relativeFrom="margin">
+              <wp14:pctWidth>0</wp14:pctWidth>
+            </wp14:sizeRelH>
+            <wp14:sizeRelV relativeFrom="margin">
+              <wp14:pctHeight>0</wp14:pctHeight>
+            </wp14:sizeRelV>
+          </wp:anchor>
+        </w:drawing>
+      </w:r>
     </w:p>
     <w:p>
       <w:pPr>
@@ -2765,288 +2264,11 @@
       <w:pPr>
         <w:pStyle w:val="NoSpacing"/>
         <w:rPr>
-          <w:b/>
-          <w:bCs/>
-          <w:sz w:val="28"/>
-          <w:szCs w:val="28"/>
-          <w:u w:val="single"/>
-          <w:lang w:val="en-US"/>
-        </w:rPr>
-      </w:pPr>
-    </w:p>
-    <w:p>
-      <w:pPr>
-        <w:pStyle w:val="NoSpacing"/>
-        <w:rPr>
-          <w:b/>
-          <w:bCs/>
-          <w:sz w:val="28"/>
-          <w:szCs w:val="28"/>
-          <w:u w:val="single"/>
-          <w:lang w:val="en-US"/>
-        </w:rPr>
-      </w:pPr>
-    </w:p>
-    <w:p>
-      <w:pPr>
-        <w:pStyle w:val="NoSpacing"/>
-        <w:rPr>
-          <w:b/>
-          <w:bCs/>
-          <w:sz w:val="28"/>
-          <w:szCs w:val="28"/>
-          <w:u w:val="single"/>
-          <w:lang w:val="en-US"/>
-        </w:rPr>
-      </w:pPr>
-    </w:p>
-    <w:p>
-      <w:pPr>
-        <w:pStyle w:val="NoSpacing"/>
-        <w:rPr>
-          <w:b/>
-          <w:bCs/>
-          <w:sz w:val="28"/>
-          <w:szCs w:val="28"/>
-          <w:u w:val="single"/>
-          <w:lang w:val="en-US"/>
-        </w:rPr>
-      </w:pPr>
-    </w:p>
-    <w:p>
-      <w:pPr>
-        <w:pStyle w:val="NoSpacing"/>
-        <w:rPr>
-          <w:b/>
-          <w:bCs/>
-          <w:sz w:val="28"/>
-          <w:szCs w:val="28"/>
-          <w:u w:val="single"/>
-          <w:lang w:val="en-US"/>
-        </w:rPr>
-      </w:pPr>
-    </w:p>
-    <w:p>
-      <w:pPr>
-        <w:pStyle w:val="NoSpacing"/>
-        <w:rPr>
-          <w:b/>
-          <w:bCs/>
-          <w:sz w:val="28"/>
-          <w:szCs w:val="28"/>
-          <w:u w:val="single"/>
-          <w:lang w:val="en-US"/>
-        </w:rPr>
-      </w:pPr>
-    </w:p>
-    <w:p>
-      <w:pPr>
-        <w:pStyle w:val="NoSpacing"/>
-        <w:rPr>
-          <w:b/>
-          <w:bCs/>
-          <w:sz w:val="28"/>
-          <w:szCs w:val="28"/>
-          <w:u w:val="single"/>
-          <w:lang w:val="en-US"/>
-        </w:rPr>
-      </w:pPr>
-    </w:p>
-    <w:p>
-      <w:pPr>
-        <w:pStyle w:val="NoSpacing"/>
-        <w:rPr>
-          <w:b/>
-          <w:bCs/>
-          <w:sz w:val="28"/>
-          <w:szCs w:val="28"/>
-          <w:u w:val="single"/>
-          <w:lang w:val="en-US"/>
-        </w:rPr>
-      </w:pPr>
-    </w:p>
-    <w:p>
-      <w:pPr>
-        <w:pStyle w:val="NoSpacing"/>
-        <w:rPr>
-          <w:b/>
-          <w:bCs/>
-          <w:sz w:val="28"/>
-          <w:szCs w:val="28"/>
-          <w:u w:val="single"/>
-          <w:lang w:val="en-US"/>
-        </w:rPr>
-      </w:pPr>
-    </w:p>
-    <w:p>
-      <w:pPr>
-        <w:pStyle w:val="NoSpacing"/>
-        <w:rPr>
-          <w:b/>
-          <w:bCs/>
-          <w:sz w:val="28"/>
-          <w:szCs w:val="28"/>
-          <w:u w:val="single"/>
-          <w:lang w:val="en-US"/>
-        </w:rPr>
-      </w:pPr>
-    </w:p>
-    <w:p>
-      <w:pPr>
-        <w:pStyle w:val="NoSpacing"/>
-        <w:rPr>
-          <w:b/>
-          <w:bCs/>
-          <w:sz w:val="28"/>
-          <w:szCs w:val="28"/>
-          <w:u w:val="single"/>
-          <w:lang w:val="en-US"/>
-        </w:rPr>
-      </w:pPr>
-    </w:p>
-    <w:p>
-      <w:pPr>
-        <w:pStyle w:val="NoSpacing"/>
-        <w:rPr>
-          <w:b/>
-          <w:bCs/>
-          <w:sz w:val="28"/>
-          <w:szCs w:val="28"/>
-          <w:u w:val="single"/>
-          <w:lang w:val="en-US"/>
-        </w:rPr>
-      </w:pPr>
-    </w:p>
-    <w:p>
-      <w:pPr>
-        <w:pStyle w:val="NoSpacing"/>
-        <w:rPr>
-          <w:b/>
-          <w:bCs/>
-          <w:sz w:val="28"/>
-          <w:szCs w:val="28"/>
-          <w:u w:val="single"/>
-          <w:lang w:val="en-US"/>
-        </w:rPr>
-      </w:pPr>
-    </w:p>
-    <w:p>
-      <w:pPr>
-        <w:pStyle w:val="NoSpacing"/>
-        <w:rPr>
-          <w:b/>
-          <w:bCs/>
-          <w:sz w:val="28"/>
-          <w:szCs w:val="28"/>
-          <w:u w:val="single"/>
-          <w:lang w:val="en-US"/>
-        </w:rPr>
-      </w:pPr>
-    </w:p>
-    <w:p>
-      <w:pPr>
-        <w:pStyle w:val="NoSpacing"/>
-        <w:rPr>
-          <w:b/>
-          <w:bCs/>
-          <w:sz w:val="28"/>
-          <w:szCs w:val="28"/>
-          <w:u w:val="single"/>
-          <w:lang w:val="en-US"/>
-        </w:rPr>
-      </w:pPr>
-    </w:p>
-    <w:p>
-      <w:pPr>
-        <w:pStyle w:val="NoSpacing"/>
-        <w:rPr>
-          <w:b/>
-          <w:bCs/>
-          <w:sz w:val="28"/>
-          <w:szCs w:val="28"/>
-          <w:u w:val="single"/>
-          <w:lang w:val="en-US"/>
-        </w:rPr>
-      </w:pPr>
-    </w:p>
-    <w:p>
-      <w:pPr>
-        <w:pStyle w:val="NoSpacing"/>
-        <w:rPr>
-          <w:b/>
-          <w:bCs/>
-          <w:sz w:val="28"/>
-          <w:szCs w:val="28"/>
-          <w:u w:val="single"/>
-          <w:lang w:val="en-US"/>
-        </w:rPr>
-      </w:pPr>
-    </w:p>
-    <w:p>
-      <w:pPr>
-        <w:pStyle w:val="NoSpacing"/>
-        <w:rPr>
-          <w:b/>
-          <w:bCs/>
-          <w:sz w:val="28"/>
-          <w:szCs w:val="28"/>
-          <w:u w:val="single"/>
-          <w:lang w:val="en-US"/>
-        </w:rPr>
-      </w:pPr>
-    </w:p>
-    <w:p>
-      <w:pPr>
-        <w:pStyle w:val="NoSpacing"/>
-        <w:rPr>
-          <w:b/>
-          <w:bCs/>
-          <w:sz w:val="28"/>
-          <w:szCs w:val="28"/>
-          <w:u w:val="single"/>
-          <w:lang w:val="en-US"/>
-        </w:rPr>
-      </w:pPr>
-    </w:p>
-    <w:p>
-      <w:pPr>
-        <w:pStyle w:val="NoSpacing"/>
-        <w:rPr>
-          <w:b/>
-          <w:bCs/>
-          <w:sz w:val="28"/>
-          <w:szCs w:val="28"/>
-          <w:lang w:val="en-US"/>
-        </w:rPr>
-      </w:pPr>
-      <w:r>
-        <w:rPr>
-          <w:b/>
-          <w:bCs/>
-          <w:sz w:val="28"/>
-          <w:szCs w:val="28"/>
-          <w:lang w:val="en-US"/>
-        </w:rPr>
-        <w:t>This week:</w:t>
-      </w:r>
-    </w:p>
-    <w:p>
-      <w:pPr>
-        <w:pStyle w:val="NoSpacing"/>
-        <w:rPr>
-          <w:sz w:val="28"/>
-          <w:szCs w:val="28"/>
-          <w:lang w:val="en-US"/>
-        </w:rPr>
-      </w:pPr>
-      <w:r>
-        <w:rPr>
-          <w:sz w:val="28"/>
-          <w:szCs w:val="28"/>
-          <w:lang w:val="en-US"/>
-        </w:rPr>
-        <w:t>Model B Bandwidth model.</w:t>
-      </w:r>
+          <w:sz w:val="28"/>
+          <w:szCs w:val="28"/>
+          <w:lang w:val="en-US"/>
+        </w:rPr>
+      </w:pPr>
     </w:p>
     <w:sectPr>
       <w:pgSz w:w="11906" w:h="16838"/>
@@ -3916,6 +3138,7 @@
   <w:style w:type="character" w:default="1" w:styleId="DefaultParagraphFont">
     <w:name w:val="Default Paragraph Font"/>
     <w:uiPriority w:val="1"/>
+    <w:semiHidden/>
     <w:unhideWhenUsed/>
   </w:style>
   <w:style w:type="table" w:default="1" w:styleId="TableNormal">
